--- a/seo-content/drenazh-uchastka/01-core/02-drenazh-uchastka-cena.docx
+++ b/seo-content/drenazh-uchastka/01-core/02-drenazh-uchastka-cena.docx
@@ -7,7 +7,7 @@
         <w:pStyle w:val="Heading1"/>
       </w:pPr>
       <w:r>
-        <w:t>?????? ??????? ? ???????? ????</w:t>
+        <w:t>Дренаж участка — страница цены</w:t>
       </w:r>
     </w:p>
     <w:p>
@@ -37,7 +37,7 @@
         <w:rPr>
           <w:b/>
         </w:rPr>
-        <w:t xml:space="preserve">??????: </w:t>
+        <w:t xml:space="preserve">Шаблон: </w:t>
       </w:r>
       <w:r>
         <w:t>newservicepost.php</w:t>
@@ -51,7 +51,7 @@
         <w:t xml:space="preserve">Intent: </w:t>
       </w:r>
       <w:r>
-        <w:t>????????????: ?????? ? ????????? ?????????</w:t>
+        <w:t>Коммерческий: расчет и сравнение стоимости</w:t>
       </w:r>
     </w:p>
     <w:p>
@@ -59,10 +59,10 @@
         <w:rPr>
           <w:b/>
         </w:rPr>
-        <w:t xml:space="preserve">???????? ???????: </w:t>
+        <w:t xml:space="preserve">Основной кластер: </w:t>
       </w:r>
       <w:r>
-        <w:t>?????? ??????? ????</w:t>
+        <w:t>дренаж участка цена</w:t>
       </w:r>
     </w:p>
     <w:p>
@@ -70,7 +70,7 @@
         <w:pStyle w:val="Heading2"/>
       </w:pPr>
       <w:r>
-        <w:t>SEO-????</w:t>
+        <w:t>SEO-мета</w:t>
       </w:r>
     </w:p>
     <w:p>
@@ -81,7 +81,7 @@
         <w:t xml:space="preserve">Title: </w:t>
       </w:r>
       <w:r>
-        <w:t>???? ??????? ??????? ??? ???? ? ????????? ? ???????</w:t>
+        <w:t>Цена дренажа участка под ключ в Ярославле и области</w:t>
       </w:r>
     </w:p>
     <w:p>
@@ -92,7 +92,7 @@
         <w:t xml:space="preserve">H1: </w:t>
       </w:r>
       <w:r>
-        <w:t>????????? ??????? ???????: ???? ? ??????? ????</w:t>
+        <w:t>Стоимость дренажа участка: цены и примеры смет</w:t>
       </w:r>
     </w:p>
     <w:p>
@@ -103,7 +103,7 @@
         <w:t xml:space="preserve">Description: </w:t>
       </w:r>
       <w:r>
-        <w:t>?????????? ???? ?? ?????? ??????? ??? ????: ?? ???? ? ?? ??????. ????? ? ?????? ??????, ???, ??????? ? ?????? ????? ?? ??????????? ???????.</w:t>
+        <w:t>Актуальные цены на дренаж участка под ключ: за метр и за объект. Смета с учетом грунта и УГВ.</w:t>
       </w:r>
     </w:p>
     <w:p>
@@ -111,7 +111,7 @@
         <w:pStyle w:val="Heading2"/>
       </w:pPr>
       <w:r>
-        <w:t>????????? ??????? (3-6)</w:t>
+        <w:t>Вторичные запросы (3-6)</w:t>
       </w:r>
     </w:p>
     <w:p>
@@ -119,7 +119,7 @@
         <w:pStyle w:val="ListBullet"/>
       </w:pPr>
       <w:r>
-        <w:t>?????? ??????? ??? ???? ????</w:t>
+        <w:t>дренаж участка под ключ цена</w:t>
       </w:r>
     </w:p>
     <w:p>
@@ -127,7 +127,7 @@
         <w:pStyle w:val="ListBullet"/>
       </w:pPr>
       <w:r>
-        <w:t>??????? ????? ?????? ???????</w:t>
+        <w:t>сколько стоит дренаж участка</w:t>
       </w:r>
     </w:p>
     <w:p>
@@ -135,7 +135,7 @@
         <w:pStyle w:val="ListBullet"/>
       </w:pPr>
       <w:r>
-        <w:t>????????? ??????? ???????</w:t>
+        <w:t>стоимость дренажа участка</w:t>
       </w:r>
     </w:p>
     <w:p>
@@ -143,7 +143,7 @@
         <w:pStyle w:val="ListBullet"/>
       </w:pPr>
       <w:r>
-        <w:t>?????? ??????? ???? ?? ????</w:t>
+        <w:t>дренаж участка цена за метр</w:t>
       </w:r>
     </w:p>
     <w:p>
@@ -151,7 +151,7 @@
         <w:pStyle w:val="Heading2"/>
       </w:pPr>
       <w:r>
-        <w:t>????? ??? newservicepost (ns87_*)</w:t>
+        <w:t>Блоки под newservicepost (ns87_*)</w:t>
       </w:r>
     </w:p>
     <w:p>
@@ -162,7 +162,7 @@
         <w:t xml:space="preserve">ns87_hero_title: </w:t>
       </w:r>
       <w:r>
-        <w:t>????????? ??????? ??????? ??? ????</w:t>
+        <w:t>Стоимость дренажа участка под ключ</w:t>
       </w:r>
     </w:p>
     <w:p>
@@ -173,51 +173,7 @@
         <w:t xml:space="preserve">ns87_hero_subtitle: </w:t>
       </w:r>
       <w:r>
-        <w:t>?????????? ???? ?????????: ?? ????, ?? ???? ? ?? ??????? ??????.</w:t>
-      </w:r>
-    </w:p>
-    <w:p>
-      <w:r>
-        <w:rPr>
-          <w:b/>
-        </w:rPr>
-        <w:t xml:space="preserve">ns87_hero_btn_primary_text: </w:t>
-      </w:r>
-      <w:r>
-        <w:t>???????? ?????</w:t>
-      </w:r>
-    </w:p>
-    <w:p>
-      <w:r>
-        <w:rPr>
-          <w:b/>
-        </w:rPr>
-        <w:t xml:space="preserve">ns87_hero_btn_primary_url: </w:t>
-      </w:r>
-      <w:r>
-        <w:t>#calc</w:t>
-      </w:r>
-    </w:p>
-    <w:p>
-      <w:r>
-        <w:rPr>
-          <w:b/>
-        </w:rPr>
-        <w:t xml:space="preserve">ns87_hero_btn_secondary_text: </w:t>
-      </w:r>
-      <w:r>
-        <w:t>???????????? ????????</w:t>
-      </w:r>
-    </w:p>
-    <w:p>
-      <w:r>
-        <w:rPr>
-          <w:b/>
-        </w:rPr>
-        <w:t xml:space="preserve">ns87_hero_btn_secondary_url: </w:t>
-      </w:r>
-      <w:r>
-        <w:t>#popup</w:t>
+        <w:t>Прозрачные цены: за метр, за этап и за готовый объект.</w:t>
       </w:r>
     </w:p>
     <w:p>
@@ -228,29 +184,7 @@
         <w:t xml:space="preserve">ns87_problem_title: </w:t>
       </w:r>
       <w:r>
-        <w:t>?????? ???????? ???? ????? ??????????</w:t>
-      </w:r>
-    </w:p>
-    <w:p>
-      <w:r>
-        <w:rPr>
-          <w:b/>
-        </w:rPr>
-        <w:t xml:space="preserve">ns87_problem_text: </w:t>
-      </w:r>
-      <w:r>
-        <w:t>?? ???? ?????? ??????? ?????????, ??? ??????, ????????????? ?????, ?????????? ???????? ? ????????????? ???????? ?????.</w:t>
-      </w:r>
-    </w:p>
-    <w:p>
-      <w:r>
-        <w:rPr>
-          <w:b/>
-        </w:rPr>
-        <w:t xml:space="preserve">ns87_problem_items: </w:t>
-      </w:r>
-      <w:r>
-        <w:t>??????? ???; ????????? ?????; ??????? ??????</w:t>
+        <w:t>Почему итоговая цена отличается</w:t>
       </w:r>
     </w:p>
     <w:p>
@@ -261,29 +195,7 @@
         <w:t xml:space="preserve">ns87_solution_title: </w:t>
       </w:r>
       <w:r>
-        <w:t>??? ?? ??????? ?????????</w:t>
-      </w:r>
-    </w:p>
-    <w:p>
-      <w:r>
-        <w:rPr>
-          <w:b/>
-        </w:rPr>
-        <w:t xml:space="preserve">ns87_solution_text: </w:t>
-      </w:r>
-      <w:r>
-        <w:t>??????? ?????? ???????, ????? ?????? ?? ??????? ? ?????????? ? ????????? ?? ??????.</w:t>
-      </w:r>
-    </w:p>
-    <w:p>
-      <w:r>
-        <w:rPr>
-          <w:b/>
-        </w:rPr>
-        <w:t xml:space="preserve">ns87_solution_points: </w:t>
-      </w:r>
-      <w:r>
-        <w:t>?????????? ?????; ???????? ???????; ???????? ?????; ??? ??????? ??????</w:t>
+        <w:t>Как мы считаем стоимость</w:t>
       </w:r>
     </w:p>
     <w:p>
@@ -294,51 +206,7 @@
         <w:t xml:space="preserve">ns87_prices_title: </w:t>
       </w:r>
       <w:r>
-        <w:t>???? ?? ????????? ??????</w:t>
-      </w:r>
-    </w:p>
-    <w:p>
-      <w:r>
-        <w:rPr>
-          <w:b/>
-        </w:rPr>
-        <w:t xml:space="preserve">ns87_price_rows: </w:t>
-      </w:r>
-      <w:r>
-        <w:t>????????? ?? 4500 ?/?; ????????????? ?? 2800 ?/?; ??????? ?? 25000 ?</w:t>
-      </w:r>
-    </w:p>
-    <w:p>
-      <w:r>
-        <w:rPr>
-          <w:b/>
-        </w:rPr>
-        <w:t xml:space="preserve">ns87_estimate_title: </w:t>
-      </w:r>
-      <w:r>
-        <w:t>?????? ?????: ??????? 10 ?????</w:t>
-      </w:r>
-    </w:p>
-    <w:p>
-      <w:r>
-        <w:rPr>
-          <w:b/>
-        </w:rPr>
-        <w:t xml:space="preserve">ns87_estimate_items: </w:t>
-      </w:r>
-      <w:r>
-        <w:t>??????; ????? ? ???????????; ???????; ?????? ? ???????</w:t>
-      </w:r>
-    </w:p>
-    <w:p>
-      <w:r>
-        <w:rPr>
-          <w:b/>
-        </w:rPr>
-        <w:t xml:space="preserve">ns87_estimate_total: </w:t>
-      </w:r>
-      <w:r>
-        <w:t>?????: ?? 615 000 ?</w:t>
+        <w:t>Цены на дренажные работы</w:t>
       </w:r>
     </w:p>
     <w:p>
@@ -349,18 +217,7 @@
         <w:t xml:space="preserve">ns87_faq_title: </w:t>
       </w:r>
       <w:r>
-        <w:t>??????? ?? ????</w:t>
-      </w:r>
-    </w:p>
-    <w:p>
-      <w:r>
-        <w:rPr>
-          <w:b/>
-        </w:rPr>
-        <w:t xml:space="preserve">ns87_faq_items: </w:t>
-      </w:r>
-      <w:r>
-        <w:t>??? ?????? ? ?????; ????? ?? ????????; ????? ????????? ????????? ???????????</w:t>
+        <w:t>Вопросы по цене</w:t>
       </w:r>
     </w:p>
     <w:p>
@@ -368,7 +225,7 @@
         <w:pStyle w:val="Heading2"/>
       </w:pPr>
       <w:r>
-        <w:t>???????????? (???????? ? ?????/FAQ)</w:t>
+        <w:t>Перелинковка</w:t>
       </w:r>
     </w:p>
     <w:p>
@@ -416,10 +273,10 @@
         <w:rPr>
           <w:b/>
         </w:rPr>
-        <w:t xml:space="preserve">???????? CTA: </w:t>
+        <w:t xml:space="preserve">Основной CTA: </w:t>
       </w:r>
       <w:r>
-        <w:t>???????? ????????? ??????? ? ???????? ??????????????? ????? ? ???? ?????????.</w:t>
+        <w:t>Оставьте параметры участка и получите предварительную смету в день обращения.</w:t>
       </w:r>
     </w:p>
     <w:sectPr>

--- a/seo-content/drenazh-uchastka/01-core/02-drenazh-uchastka-cena.docx
+++ b/seo-content/drenazh-uchastka/01-core/02-drenazh-uchastka-cena.docx
@@ -48,21 +48,10 @@
         <w:rPr>
           <w:b/>
         </w:rPr>
-        <w:t xml:space="preserve">Intent: </w:t>
+        <w:t xml:space="preserve">Интент: </w:t>
       </w:r>
       <w:r>
-        <w:t>Коммерческий: расчет и сравнение стоимости</w:t>
-      </w:r>
-    </w:p>
-    <w:p>
-      <w:r>
-        <w:rPr>
-          <w:b/>
-        </w:rPr>
-        <w:t xml:space="preserve">Основной кластер: </w:t>
-      </w:r>
-      <w:r>
-        <w:t>дренаж участка цена</w:t>
+        <w:t>Коммерческий запрос на стоимость и расчет сметы</w:t>
       </w:r>
     </w:p>
     <w:p>
@@ -92,7 +81,7 @@
         <w:t xml:space="preserve">H1: </w:t>
       </w:r>
       <w:r>
-        <w:t>Стоимость дренажа участка: цены и примеры смет</w:t>
+        <w:t>Цена дренажа участка: от чего зависит стоимость работ</w:t>
       </w:r>
     </w:p>
     <w:p>
@@ -103,7 +92,7 @@
         <w:t xml:space="preserve">Description: </w:t>
       </w:r>
       <w:r>
-        <w:t>Актуальные цены на дренаж участка под ключ: за метр и за объект. Смета с учетом грунта и УГВ.</w:t>
+        <w:t>Сколько стоит дренаж участка под ключ в Ярославской области: цены за метр, примеры смет, что входит в расчет и почему итоговая стоимость отличается по объектам.</w:t>
       </w:r>
     </w:p>
     <w:p>
@@ -111,7 +100,15 @@
         <w:pStyle w:val="Heading2"/>
       </w:pPr>
       <w:r>
-        <w:t>Вторичные запросы (3-6)</w:t>
+        <w:t>Кластер запросов</w:t>
+      </w:r>
+    </w:p>
+    <w:p>
+      <w:pPr>
+        <w:pStyle w:val="ListBullet"/>
+      </w:pPr>
+      <w:r>
+        <w:t>дренаж участка цена</w:t>
       </w:r>
     </w:p>
     <w:p>
@@ -127,6 +124,14 @@
         <w:pStyle w:val="ListBullet"/>
       </w:pPr>
       <w:r>
+        <w:t>стоимость дренажа участка</w:t>
+      </w:r>
+    </w:p>
+    <w:p>
+      <w:pPr>
+        <w:pStyle w:val="ListBullet"/>
+      </w:pPr>
+      <w:r>
         <w:t>сколько стоит дренаж участка</w:t>
       </w:r>
     </w:p>
@@ -135,7 +140,7 @@
         <w:pStyle w:val="ListBullet"/>
       </w:pPr>
       <w:r>
-        <w:t>стоимость дренажа участка</w:t>
+        <w:t>сделать дренаж на участке цена</w:t>
       </w:r>
     </w:p>
     <w:p>
@@ -143,7 +148,7 @@
         <w:pStyle w:val="ListBullet"/>
       </w:pPr>
       <w:r>
-        <w:t>дренаж участка цена за метр</w:t>
+        <w:t>стоимость устройства дренажа на участке за метр</w:t>
       </w:r>
     </w:p>
     <w:p>
@@ -151,7 +156,7 @@
         <w:pStyle w:val="Heading2"/>
       </w:pPr>
       <w:r>
-        <w:t>Блоки под newservicepost (ns87_*)</w:t>
+        <w:t>Hero</w:t>
       </w:r>
     </w:p>
     <w:p>
@@ -162,7 +167,7 @@
         <w:t xml:space="preserve">ns87_hero_title: </w:t>
       </w:r>
       <w:r>
-        <w:t>Стоимость дренажа участка под ключ</w:t>
+        <w:t>Цена дренажа участка под ключ</w:t>
       </w:r>
     </w:p>
     <w:p>
@@ -173,7 +178,37 @@
         <w:t xml:space="preserve">ns87_hero_subtitle: </w:t>
       </w:r>
       <w:r>
-        <w:t>Прозрачные цены: за метр, за этап и за готовый объект.</w:t>
+        <w:t>Показываем структуру цены без расплывчатых формулировок: что входит в монтаж, откуда берется стоимость за метр и как формируется смета по объекту.</w:t>
+      </w:r>
+    </w:p>
+    <w:p>
+      <w:r>
+        <w:rPr>
+          <w:b/>
+        </w:rPr>
+        <w:t xml:space="preserve">ns87_hero_btn_primary_text: </w:t>
+      </w:r>
+      <w:r>
+        <w:t>Рассчитать стоимость</w:t>
+      </w:r>
+    </w:p>
+    <w:p>
+      <w:r>
+        <w:rPr>
+          <w:b/>
+        </w:rPr>
+        <w:t xml:space="preserve">ns87_hero_btn_secondary_text: </w:t>
+      </w:r>
+      <w:r>
+        <w:t>Получить консультацию</w:t>
+      </w:r>
+    </w:p>
+    <w:p>
+      <w:pPr>
+        <w:pStyle w:val="Heading2"/>
+      </w:pPr>
+      <w:r>
+        <w:t>Проблема</w:t>
       </w:r>
     </w:p>
     <w:p>
@@ -184,7 +219,50 @@
         <w:t xml:space="preserve">ns87_problem_title: </w:t>
       </w:r>
       <w:r>
-        <w:t>Почему итоговая цена отличается</w:t>
+        <w:t>Почему в интернете разброс цен такой большой</w:t>
+      </w:r>
+    </w:p>
+    <w:p>
+      <w:r>
+        <w:rPr>
+          <w:b/>
+        </w:rPr>
+        <w:t xml:space="preserve">ns87_problem_text: </w:t>
+      </w:r>
+      <w:r>
+        <w:t>Запрос «дренаж участка цена» кажется простым, но на практике два участка одинаковой площади могут отличаться по смете в полтора-два раза. Причина в глубине, типе грунта, количестве колодцев, длине трасс и сложности земляных работ.</w:t>
+      </w:r>
+    </w:p>
+    <w:p>
+      <w:pPr>
+        <w:pStyle w:val="ListBullet"/>
+      </w:pPr>
+      <w:r>
+        <w:t>Если на участке высокий уровень грунтовых вод, растет глубина и увеличивается объем работ по глубинному дренажу.</w:t>
+      </w:r>
+    </w:p>
+    <w:p>
+      <w:pPr>
+        <w:pStyle w:val="ListBullet"/>
+      </w:pPr>
+      <w:r>
+        <w:t>Если грунт тяжелый и глинистый, требуется более аккуратная фильтрационная схема и больше внимания к засыпке.</w:t>
+      </w:r>
+    </w:p>
+    <w:p>
+      <w:pPr>
+        <w:pStyle w:val="ListBullet"/>
+      </w:pPr>
+      <w:r>
+        <w:t>Если вода подтапливает дом, в смету добавляется пристенный или периметральный дренаж вокруг фундамента.</w:t>
+      </w:r>
+    </w:p>
+    <w:p>
+      <w:pPr>
+        <w:pStyle w:val="Heading2"/>
+      </w:pPr>
+      <w:r>
+        <w:t>Решение</w:t>
       </w:r>
     </w:p>
     <w:p>
@@ -195,7 +273,58 @@
         <w:t xml:space="preserve">ns87_solution_title: </w:t>
       </w:r>
       <w:r>
-        <w:t>Как мы считаем стоимость</w:t>
+        <w:t>Как мы считаем стоимость дренажа участка</w:t>
+      </w:r>
+    </w:p>
+    <w:p>
+      <w:r>
+        <w:rPr>
+          <w:b/>
+        </w:rPr>
+        <w:t xml:space="preserve">ns87_solution_text: </w:t>
+      </w:r>
+      <w:r>
+        <w:t>Мы не даем фиктивную цену «от и до» без понимания объекта. Сначала оцениваем задачу, затем считаем длину трасс, глубину, количество колодцев, материалы и трудозатраты. Благодаря этому заказчик видит реальную стоимость устройства дренажа на участке и понимает, за что именно платит.</w:t>
+      </w:r>
+    </w:p>
+    <w:p>
+      <w:pPr>
+        <w:pStyle w:val="ListBullet"/>
+      </w:pPr>
+      <w:r>
+        <w:t>Предварительная оценка по фото, площади и описанию проблемы — чтобы быстро понять порядок бюджета.</w:t>
+      </w:r>
+    </w:p>
+    <w:p>
+      <w:pPr>
+        <w:pStyle w:val="ListBullet"/>
+      </w:pPr>
+      <w:r>
+        <w:t>Точный расчет после осмотра участка или подробного замера — для финальной сметы без сюрпризов.</w:t>
+      </w:r>
+    </w:p>
+    <w:p>
+      <w:pPr>
+        <w:pStyle w:val="ListBullet"/>
+      </w:pPr>
+      <w:r>
+        <w:t>Разделение стоимости на материалы и работы — удобно для сравнения вариантов и этапности.</w:t>
+      </w:r>
+    </w:p>
+    <w:p>
+      <w:pPr>
+        <w:pStyle w:val="ListBullet"/>
+      </w:pPr>
+      <w:r>
+        <w:t>Пояснение, где можно оптимизировать бюджет, а где экономить нельзя, чтобы не потерять результат.</w:t>
+      </w:r>
+    </w:p>
+    <w:p>
+      <w:pPr>
+        <w:pStyle w:val="Heading2"/>
+      </w:pPr>
+      <w:r>
+        <w:t>Цены</w:t>
       </w:r>
     </w:p>
     <w:p>
@@ -206,7 +335,89 @@
         <w:t xml:space="preserve">ns87_prices_title: </w:t>
       </w:r>
       <w:r>
-        <w:t>Цены на дренажные работы</w:t>
+        <w:t>Ориентировочные цены на дренажные работы</w:t>
+      </w:r>
+    </w:p>
+    <w:p>
+      <w:r>
+        <w:t>Поверхностный дренаж участка — от 2 800 ₽ за погонный метр</w:t>
+      </w:r>
+    </w:p>
+    <w:p>
+      <w:r>
+        <w:t>Глубинный дренаж участка — от 4 500 ₽ за погонный метр</w:t>
+      </w:r>
+    </w:p>
+    <w:p>
+      <w:r>
+        <w:t>Дренаж вокруг дома — от 4 200 ₽ за погонный метр</w:t>
+      </w:r>
+    </w:p>
+    <w:p>
+      <w:r>
+        <w:t>Устройство ревизионного или дренажного колодца — от 25 000 ₽ за единицу</w:t>
+      </w:r>
+    </w:p>
+    <w:p>
+      <w:r>
+        <w:rPr>
+          <w:b/>
+        </w:rPr>
+        <w:t xml:space="preserve">ns87_estimate_title: </w:t>
+      </w:r>
+      <w:r>
+        <w:t>Пример расчета сметы на участок 10 соток</w:t>
+      </w:r>
+    </w:p>
+    <w:p>
+      <w:pPr>
+        <w:pStyle w:val="ListBullet"/>
+      </w:pPr>
+      <w:r>
+        <w:t>Выезд специалиста, оценка условий и рабочая схема дренажа.</w:t>
+      </w:r>
+    </w:p>
+    <w:p>
+      <w:pPr>
+        <w:pStyle w:val="ListBullet"/>
+      </w:pPr>
+      <w:r>
+        <w:t>Монтаж магистралей, укладка фильтрующих слоев и установка колодцев.</w:t>
+      </w:r>
+    </w:p>
+    <w:p>
+      <w:pPr>
+        <w:pStyle w:val="ListBullet"/>
+      </w:pPr>
+      <w:r>
+        <w:t>Обратная засыпка, формирование уклонов и контроль работы системы.</w:t>
+      </w:r>
+    </w:p>
+    <w:p>
+      <w:pPr>
+        <w:pStyle w:val="ListBullet"/>
+      </w:pPr>
+      <w:r>
+        <w:t>Финальная стоимость зависит от длины трасс, логистики и глубины монтажа.</w:t>
+      </w:r>
+    </w:p>
+    <w:p>
+      <w:r>
+        <w:rPr>
+          <w:b/>
+        </w:rPr>
+        <w:t xml:space="preserve">ns87_estimate_total: </w:t>
+      </w:r>
+      <w:r>
+        <w:t>Ориентир: от 615 000 ₽, точная сумма определяется после расчета по объекту</w:t>
+      </w:r>
+    </w:p>
+    <w:p>
+      <w:pPr>
+        <w:pStyle w:val="Heading2"/>
+      </w:pPr>
+      <w:r>
+        <w:t>FAQ</w:t>
       </w:r>
     </w:p>
     <w:p>
@@ -217,7 +428,46 @@
         <w:t xml:space="preserve">ns87_faq_title: </w:t>
       </w:r>
       <w:r>
-        <w:t>Вопросы по цене</w:t>
+        <w:t>Вопросы о стоимости дренажа участка</w:t>
+      </w:r>
+    </w:p>
+    <w:p>
+      <w:pPr>
+        <w:pStyle w:val="ListBullet"/>
+      </w:pPr>
+      <w:r>
+        <w:t>Можно ли заранее понять цену за метр дренажа?</w:t>
+      </w:r>
+    </w:p>
+    <w:p>
+      <w:r>
+        <w:t>Да, базовый ориентир можно дать сразу, но цена за метр сама по себе не отражает весь объем работ. Если участок сложный, итоговая смета складывается не только из трассы, но и из колодцев, глубины, земляных работ и отвода воды.</w:t>
+      </w:r>
+    </w:p>
+    <w:p>
+      <w:pPr>
+        <w:pStyle w:val="ListBullet"/>
+      </w:pPr>
+      <w:r>
+        <w:t>Почему дренаж участка 6 соток иногда стоит ненамного дешевле, чем 10 соток?</w:t>
+      </w:r>
+    </w:p>
+    <w:p>
+      <w:r>
+        <w:t>Потому что бюджет зависит не только от площади. Если на маленьком участке сложный рельеф, глина, высокий УГВ и необходимость защитить дом, по трудоемкости такой объект может быть сопоставим с более крупным, но простым по условиям.</w:t>
+      </w:r>
+    </w:p>
+    <w:p>
+      <w:pPr>
+        <w:pStyle w:val="ListBullet"/>
+      </w:pPr>
+      <w:r>
+        <w:t>Можно ли сделать работы поэтапно?</w:t>
+      </w:r>
+    </w:p>
+    <w:p>
+      <w:r>
+        <w:t>Да, в некоторых случаях можно разделить проект на этапы: сначала решить критическую проблему у дома или в самой мокрой части участка, а затем продолжить систему дальше. Но этапность нужно продумать так, чтобы первая часть не мешала полноценной схеме в будущем.</w:t>
       </w:r>
     </w:p>
     <w:p>
@@ -225,7 +475,7 @@
         <w:pStyle w:val="Heading2"/>
       </w:pPr>
       <w:r>
-        <w:t>Перелинковка</w:t>
+        <w:t>Связанные блоки</w:t>
       </w:r>
     </w:p>
     <w:p>
@@ -257,26 +507,20 @@
         <w:pStyle w:val="ListBullet"/>
       </w:pPr>
       <w:r>
-        <w:t>/drenazh-uchastka/s-uklonom/</w:t>
+        <w:t>/drenazh-uchastka/vysokie-gruntovye-vody/</w:t>
       </w:r>
     </w:p>
     <w:p>
       <w:pPr>
-        <w:pStyle w:val="Heading2"/>
+        <w:pStyle w:val="ListBullet"/>
       </w:pPr>
       <w:r>
-        <w:t>CTA</w:t>
+        <w:t>/drenazh-uchastka/glinistaya-pochva/</w:t>
       </w:r>
     </w:p>
     <w:p>
       <w:r>
-        <w:rPr>
-          <w:b/>
-        </w:rPr>
-        <w:t xml:space="preserve">Основной CTA: </w:t>
-      </w:r>
-      <w:r>
-        <w:t>Оставьте параметры участка и получите предварительную смету в день обращения.</w:t>
+        <w:t>Для блока кейсов `selected_real_projects` выбирайте работы, максимально близкие к интенту страницы. Для блока `selected_other_drainage` подберите 3 соседние услуги из кластера дренажа.</w:t>
       </w:r>
     </w:p>
     <w:sectPr>

--- a/seo-content/drenazh-uchastka/01-core/02-drenazh-uchastka-cena.docx
+++ b/seo-content/drenazh-uchastka/01-core/02-drenazh-uchastka-cena.docx
@@ -18,7 +18,7 @@
         <w:t xml:space="preserve">URL: </w:t>
       </w:r>
       <w:r>
-        <w:t>/drenazh-uchastka/cena/</w:t>
+        <w:t>/cena-drenazha-uchastka/</w:t>
       </w:r>
     </w:p>
     <w:p>
@@ -29,7 +29,7 @@
         <w:t xml:space="preserve">Slug: </w:t>
       </w:r>
       <w:r>
-        <w:t>cena</w:t>
+        <w:t>cena-drenazha-uchastka</w:t>
       </w:r>
     </w:p>
     <w:p>
